--- a/抽離教學_數學/高三數學/積分_高三理數學/工具卡_不定積分手順卡.docx
+++ b/抽離教學_數學/高三數學/積分_高三理數學/工具卡_不定積分手順卡.docx
@@ -54,6 +54,7 @@
             <w:tr>
               <w:trPr>
                 <w:cantSplit/>
+                <w:tblHeader/>
               </w:trPr>
               <w:tc>
                 <w:tcPr>
@@ -264,7 +265,85 @@
                       <w:sz w:val="24"/>
                       <w:szCs w:val="24"/>
                     </w:rPr>
-                    <w:t xml:space="preserve">3. 套公式——對每一項查公式卡（第2～7條）</w:t>
+                    <w:t xml:space="preserve">3. 套公式——對每一項查公式卡（第2～7條），例如 </w:t>
+                  </w:r>
+                  <m:oMath>
+                    <m:r>
+                      <m:t xml:space="preserve">∫</m:t>
+                    </m:r>
+                    <m:sSup>
+                      <m:e>
+                        <m:r>
+                          <m:t xml:space="preserve">x</m:t>
+                        </m:r>
+                      </m:e>
+                      <m:sup>
+                        <m:r>
+                          <m:t xml:space="preserve">n</m:t>
+                        </m:r>
+                      </m:sup>
+                    </m:sSup>
+                    <m:r>
+                      <m:t xml:space="preserve"> </m:t>
+                    </m:r>
+                    <m:r>
+                      <m:t xml:space="preserve">d</m:t>
+                    </m:r>
+                    <m:r>
+                      <m:t xml:space="preserve">x</m:t>
+                    </m:r>
+                    <m:r>
+                      <m:t xml:space="preserve">=</m:t>
+                    </m:r>
+                    <m:f>
+                      <m:num>
+                        <m:sSup>
+                          <m:e>
+                            <m:r>
+                              <m:t xml:space="preserve">x</m:t>
+                            </m:r>
+                          </m:e>
+                          <m:sup>
+                            <m:r>
+                              <m:t xml:space="preserve">n</m:t>
+                            </m:r>
+                            <m:r>
+                              <m:t xml:space="preserve">+</m:t>
+                            </m:r>
+                            <m:r>
+                              <m:t xml:space="preserve">1</m:t>
+                            </m:r>
+                          </m:sup>
+                        </m:sSup>
+                      </m:num>
+                      <m:den>
+                        <m:r>
+                          <m:t xml:space="preserve">n</m:t>
+                        </m:r>
+                        <m:r>
+                          <m:t xml:space="preserve">+</m:t>
+                        </m:r>
+                        <m:r>
+                          <m:t xml:space="preserve">1</m:t>
+                        </m:r>
+                      </m:den>
+                    </m:f>
+                    <m:r>
+                      <m:t xml:space="preserve">+</m:t>
+                    </m:r>
+                    <m:r>
+                      <m:t xml:space="preserve">C</m:t>
+                    </m:r>
+                  </m:oMath>
+                  <w:r>
+                    <w:rPr>
+                      <w:rFonts w:ascii="Calibri" w:hAnsi="Calibri" w:eastAsia="微軟正黑體"/>
+                      <w:b/>
+                      <w:bCs/>
+                      <w:sz w:val="24"/>
+                      <w:szCs w:val="24"/>
+                    </w:rPr>
+                    <w:t xml:space="preserve">（n≠−1）</w:t>
                   </w:r>
                 </w:p>
               </w:tc>
@@ -431,6 +510,7 @@
             <w:tr>
               <w:trPr>
                 <w:cantSplit/>
+                <w:tblHeader/>
               </w:trPr>
               <w:tc>
                 <w:tcPr>
@@ -641,7 +721,85 @@
                       <w:sz w:val="24"/>
                       <w:szCs w:val="24"/>
                     </w:rPr>
-                    <w:t xml:space="preserve">3. 套公式——對每一項查公式卡（第2～7條）</w:t>
+                    <w:t xml:space="preserve">3. 套公式——對每一項查公式卡（第2～7條），例如 </w:t>
+                  </w:r>
+                  <m:oMath>
+                    <m:r>
+                      <m:t xml:space="preserve">∫</m:t>
+                    </m:r>
+                    <m:sSup>
+                      <m:e>
+                        <m:r>
+                          <m:t xml:space="preserve">x</m:t>
+                        </m:r>
+                      </m:e>
+                      <m:sup>
+                        <m:r>
+                          <m:t xml:space="preserve">n</m:t>
+                        </m:r>
+                      </m:sup>
+                    </m:sSup>
+                    <m:r>
+                      <m:t xml:space="preserve"> </m:t>
+                    </m:r>
+                    <m:r>
+                      <m:t xml:space="preserve">d</m:t>
+                    </m:r>
+                    <m:r>
+                      <m:t xml:space="preserve">x</m:t>
+                    </m:r>
+                    <m:r>
+                      <m:t xml:space="preserve">=</m:t>
+                    </m:r>
+                    <m:f>
+                      <m:num>
+                        <m:sSup>
+                          <m:e>
+                            <m:r>
+                              <m:t xml:space="preserve">x</m:t>
+                            </m:r>
+                          </m:e>
+                          <m:sup>
+                            <m:r>
+                              <m:t xml:space="preserve">n</m:t>
+                            </m:r>
+                            <m:r>
+                              <m:t xml:space="preserve">+</m:t>
+                            </m:r>
+                            <m:r>
+                              <m:t xml:space="preserve">1</m:t>
+                            </m:r>
+                          </m:sup>
+                        </m:sSup>
+                      </m:num>
+                      <m:den>
+                        <m:r>
+                          <m:t xml:space="preserve">n</m:t>
+                        </m:r>
+                        <m:r>
+                          <m:t xml:space="preserve">+</m:t>
+                        </m:r>
+                        <m:r>
+                          <m:t xml:space="preserve">1</m:t>
+                        </m:r>
+                      </m:den>
+                    </m:f>
+                    <m:r>
+                      <m:t xml:space="preserve">+</m:t>
+                    </m:r>
+                    <m:r>
+                      <m:t xml:space="preserve">C</m:t>
+                    </m:r>
+                  </m:oMath>
+                  <w:r>
+                    <w:rPr>
+                      <w:rFonts w:ascii="Calibri" w:hAnsi="Calibri" w:eastAsia="微軟正黑體"/>
+                      <w:b/>
+                      <w:bCs/>
+                      <w:sz w:val="24"/>
+                      <w:szCs w:val="24"/>
+                    </w:rPr>
+                    <w:t xml:space="preserve">（n≠−1）</w:t>
                   </w:r>
                 </w:p>
               </w:tc>
